--- a/Project Documentation/6. Project Testing/Test_Cases.docx
+++ b/Project Documentation/6. Project Testing/Test_Cases.docx
@@ -46,7 +46,7 @@
           <w:left w:w="10" w:type="dxa"/>
           <w:right w:w="10" w:type="dxa"/>
         </w:tblCellMar>
-        <w:tblLook w:val="0000" w:firstRow="0" w:lastRow="0" w:firstColumn="0" w:lastColumn="0" w:noHBand="0" w:noVBand="0"/>
+        <w:tblLook w:val="04A0" w:firstRow="1" w:lastRow="0" w:firstColumn="1" w:lastColumn="0" w:noHBand="0" w:noVBand="1"/>
       </w:tblPr>
       <w:tblGrid>
         <w:gridCol w:w="2805"/>
@@ -228,7 +228,7 @@
           <w:sz w:val="22"/>
           <w:szCs w:val="22"/>
         </w:rPr>
-        <w:t>This document lists all test cases designed for Smart Lender, independent of their execution outcome (see Test_Results.docx for pass/fail outcomes). Test cases are grouped into Functional, Negative/Validation, Performance, Consistency, Startup, and UAT/Business categories, giving full traceability back to the functional and non-functional requirements defined in the Requirement Analysis phase.</w:t>
+        <w:t>This document lists all test cases designed for Smart Lender, independent of their execution outcome (see Test_Results.docx for pass/fail outcomes). TC-05 and TC-06's expected results have been updated to reflect the now-implemented behavior (HTTP 400 with a message) rather than an aspirational description.</w:t>
       </w:r>
     </w:p>
     <w:p>
@@ -242,18 +242,8 @@
           <w:bCs/>
           <w:color w:val="1F3864"/>
         </w:rPr>
-        <w:t xml:space="preserve">Test Case </w:t>
+        <w:t>Test Case Catalog</w:t>
       </w:r>
-      <w:proofErr w:type="spellStart"/>
-      <w:r>
-        <w:rPr>
-          <w:b/>
-          <w:bCs/>
-          <w:color w:val="1F3864"/>
-        </w:rPr>
-        <w:t>Catalog</w:t>
-      </w:r>
-      <w:proofErr w:type="spellEnd"/>
     </w:p>
     <w:tbl>
       <w:tblPr>
@@ -270,7 +260,7 @@
           <w:left w:w="10" w:type="dxa"/>
           <w:right w:w="10" w:type="dxa"/>
         </w:tblCellMar>
-        <w:tblLook w:val="0000" w:firstRow="0" w:lastRow="0" w:firstColumn="0" w:lastColumn="0" w:noHBand="0" w:noVBand="0"/>
+        <w:tblLook w:val="04A0" w:firstRow="1" w:lastRow="0" w:firstColumn="1" w:lastColumn="0" w:noHBand="0" w:noVBand="1"/>
       </w:tblPr>
       <w:tblGrid>
         <w:gridCol w:w="935"/>
@@ -762,7 +752,7 @@
                 <w:sz w:val="17"/>
                 <w:szCs w:val="17"/>
               </w:rPr>
-              <w:t>A friendly validation error (expected); currently HTTP 500 (actual — defect)</w:t>
+              <w:t>A friendly validation error (HTTP 400), not a crash</w:t>
             </w:r>
           </w:p>
         </w:tc>
@@ -826,17 +816,8 @@
                 <w:sz w:val="17"/>
                 <w:szCs w:val="17"/>
               </w:rPr>
-              <w:t xml:space="preserve">Submit form with non-numeric </w:t>
-            </w:r>
-            <w:proofErr w:type="spellStart"/>
-            <w:r>
-              <w:rPr>
-                <w:sz w:val="17"/>
-                <w:szCs w:val="17"/>
-              </w:rPr>
-              <w:t>applicant_income</w:t>
-            </w:r>
-            <w:proofErr w:type="spellEnd"/>
+              <w:t>Submit form with non-numeric applicant_income</w:t>
+            </w:r>
           </w:p>
         </w:tc>
         <w:tc>
@@ -849,7 +830,7 @@
                 <w:sz w:val="17"/>
                 <w:szCs w:val="17"/>
               </w:rPr>
-              <w:t>A friendly validation error (expected); currently HTTP 500 (actual — defect)</w:t>
+              <w:t>A friendly validation error (HTTP 400), not a crash</w:t>
             </w:r>
           </w:p>
         </w:tc>
@@ -1351,7 +1332,7 @@
           <w:sz w:val="22"/>
           <w:szCs w:val="22"/>
         </w:rPr>
-        <w:t>TC-01 through TC-04 verify FR-1 through FR-5 (Functional_Requirements.docx).</w:t>
+        <w:t>TC-01 through TC-04 verify FR-1 through FR-5 (Functional_Requirements.docx, Requirement Analysis phase).</w:t>
       </w:r>
     </w:p>
     <w:p>
@@ -1368,7 +1349,7 @@
           <w:sz w:val="22"/>
           <w:szCs w:val="22"/>
         </w:rPr>
-        <w:t>TC-05, TC-06 verify the input-validation gap noted in NFR-2 (Non_Functional_Requirements.docx).</w:t>
+        <w:t>TC-05, TC-06 verify NFR-2 (Non_Functional_Requirements.docx) — now satisfied following the input-validation fix.</w:t>
       </w:r>
     </w:p>
     <w:p>
@@ -1419,7 +1400,7 @@
           <w:sz w:val="22"/>
           <w:szCs w:val="22"/>
         </w:rPr>
-        <w:t>TC-11, TC-12 verify the three business scenarios described for Smart Lender (Scenario 3 is approximated by TC-08's concurrent load test, since no literal batch-upload endpoint exists in the codebase).</w:t>
+        <w:t>TC-11, TC-12 verify the two core business scenarios.</w:t>
       </w:r>
     </w:p>
     <w:sectPr>
@@ -1435,10 +1416,10 @@
 <file path=word/numbering.xml><?xml version="1.0" encoding="utf-8"?>
 <w:numbering xmlns:wpc="http://schemas.microsoft.com/office/word/2010/wordprocessingCanvas" xmlns:cx="http://schemas.microsoft.com/office/drawing/2014/chartex" xmlns:cx1="http://schemas.microsoft.com/office/drawing/2015/9/8/chartex" xmlns:cx2="http://schemas.microsoft.com/office/drawing/2015/10/21/chartex" xmlns:cx3="http://schemas.microsoft.com/office/drawing/2016/5/9/chartex" xmlns:cx4="http://schemas.microsoft.com/office/drawing/2016/5/10/chartex" xmlns:cx5="http://schemas.microsoft.com/office/drawing/2016/5/11/chartex" xmlns:cx6="http://schemas.microsoft.com/office/drawing/2016/5/12/chartex" xmlns:cx7="http://schemas.microsoft.com/office/drawing/2016/5/13/chartex" xmlns:cx8="http://schemas.microsoft.com/office/drawing/2016/5/14/chartex" xmlns:mc="http://schemas.openxmlformats.org/markup-compatibility/2006" xmlns:aink="http://schemas.microsoft.com/office/drawing/2016/ink" xmlns:am3d="http://schemas.microsoft.com/office/drawing/2017/model3d" xmlns:o="urn:schemas-microsoft-com:office:office" xmlns:oel="http://schemas.microsoft.com/office/2019/extlst" xmlns:r="http://schemas.openxmlformats.org/officeDocument/2006/relationships" xmlns:m="http://schemas.openxmlformats.org/officeDocument/2006/math" xmlns:v="urn:schemas-microsoft-com:vml" xmlns:wp14="http://schemas.microsoft.com/office/word/2010/wordprocessingDrawing" xmlns:wp="http://schemas.openxmlformats.org/drawingml/2006/wordprocessingDrawing" xmlns:w10="urn:schemas-microsoft-com:office:word" xmlns:w="http://schemas.openxmlformats.org/wordprocessingml/2006/main" xmlns:w14="http://schemas.microsoft.com/office/word/2010/wordml" xmlns:w15="http://schemas.microsoft.com/office/word/2012/wordml" xmlns:w16cex="http://schemas.microsoft.com/office/word/2018/wordml/cex" xmlns:w16cid="http://schemas.microsoft.com/office/word/2016/wordml/cid" xmlns:w16="http://schemas.microsoft.com/office/word/2018/wordml" xmlns:w16du="http://schemas.microsoft.com/office/word/2023/wordml/word16du" xmlns:w16sdtdh="http://schemas.microsoft.com/office/word/2020/wordml/sdtdatahash" xmlns:w16sdtfl="http://schemas.microsoft.com/office/word/2024/wordml/sdtformatlock" xmlns:w16se="http://schemas.microsoft.com/office/word/2015/wordml/symex" xmlns:wpg="http://schemas.microsoft.com/office/word/2010/wordprocessingGroup" xmlns:wpi="http://schemas.microsoft.com/office/word/2010/wordprocessingInk" xmlns:wne="http://schemas.microsoft.com/office/word/2006/wordml" xmlns:wps="http://schemas.microsoft.com/office/word/2010/wordprocessingShape" mc:Ignorable="w14 w15 w16se w16cid w16 w16cex w16sdtdh w16sdtfl w16du wp14">
   <w:abstractNum w:abstractNumId="0" w15:restartNumberingAfterBreak="0">
-    <w:nsid w:val="270068A4"/>
+    <w:nsid w:val="2FC55B7E"/>
     <w:multiLevelType w:val="hybridMultilevel"/>
-    <w:tmpl w:val="560C9250"/>
-    <w:lvl w:ilvl="0" w:tplc="9330024E">
+    <w:tmpl w:val="8C5662B2"/>
+    <w:lvl w:ilvl="0" w:tplc="CEF076F6">
       <w:start w:val="1"/>
       <w:numFmt w:val="bullet"/>
       <w:lvlText w:val="●"/>
@@ -1447,7 +1428,7 @@
         <w:ind w:left="720" w:hanging="360"/>
       </w:pPr>
     </w:lvl>
-    <w:lvl w:ilvl="1" w:tplc="BE44DFA0">
+    <w:lvl w:ilvl="1" w:tplc="472840BC">
       <w:start w:val="1"/>
       <w:numFmt w:val="bullet"/>
       <w:lvlText w:val="○"/>
@@ -1456,7 +1437,7 @@
         <w:ind w:left="1440" w:hanging="360"/>
       </w:pPr>
     </w:lvl>
-    <w:lvl w:ilvl="2" w:tplc="BDAC0C64">
+    <w:lvl w:ilvl="2" w:tplc="B9EC3186">
       <w:start w:val="1"/>
       <w:numFmt w:val="bullet"/>
       <w:lvlText w:val="■"/>
@@ -1465,7 +1446,7 @@
         <w:ind w:left="2160" w:hanging="360"/>
       </w:pPr>
     </w:lvl>
-    <w:lvl w:ilvl="3" w:tplc="9CD040D4">
+    <w:lvl w:ilvl="3" w:tplc="5DAA9BA6">
       <w:start w:val="1"/>
       <w:numFmt w:val="bullet"/>
       <w:lvlText w:val="●"/>
@@ -1474,7 +1455,7 @@
         <w:ind w:left="2880" w:hanging="360"/>
       </w:pPr>
     </w:lvl>
-    <w:lvl w:ilvl="4" w:tplc="508EE116">
+    <w:lvl w:ilvl="4" w:tplc="BFB4F06A">
       <w:start w:val="1"/>
       <w:numFmt w:val="bullet"/>
       <w:lvlText w:val="○"/>
@@ -1483,7 +1464,7 @@
         <w:ind w:left="3600" w:hanging="360"/>
       </w:pPr>
     </w:lvl>
-    <w:lvl w:ilvl="5" w:tplc="C3DAFB86">
+    <w:lvl w:ilvl="5" w:tplc="C122CA42">
       <w:start w:val="1"/>
       <w:numFmt w:val="bullet"/>
       <w:lvlText w:val="■"/>
@@ -1492,7 +1473,7 @@
         <w:ind w:left="4320" w:hanging="360"/>
       </w:pPr>
     </w:lvl>
-    <w:lvl w:ilvl="6" w:tplc="D102DFE6">
+    <w:lvl w:ilvl="6" w:tplc="E96C6662">
       <w:start w:val="1"/>
       <w:numFmt w:val="bullet"/>
       <w:lvlText w:val="●"/>
@@ -1501,7 +1482,7 @@
         <w:ind w:left="5040" w:hanging="360"/>
       </w:pPr>
     </w:lvl>
-    <w:lvl w:ilvl="7" w:tplc="FBCE9226">
+    <w:lvl w:ilvl="7" w:tplc="4AE813F8">
       <w:start w:val="1"/>
       <w:numFmt w:val="bullet"/>
       <w:lvlText w:val="●"/>
@@ -1510,7 +1491,7 @@
         <w:ind w:left="5760" w:hanging="360"/>
       </w:pPr>
     </w:lvl>
-    <w:lvl w:ilvl="8" w:tplc="223E07A2">
+    <w:lvl w:ilvl="8" w:tplc="97F2B230">
       <w:start w:val="1"/>
       <w:numFmt w:val="bullet"/>
       <w:lvlText w:val="●"/>
@@ -1520,7 +1501,7 @@
       </w:pPr>
     </w:lvl>
   </w:abstractNum>
-  <w:num w:numId="1" w16cid:durableId="654839931">
+  <w:num w:numId="1" w16cid:durableId="649748683">
     <w:abstractNumId w:val="0"/>
     <w:lvlOverride w:ilvl="0">
       <w:startOverride w:val="1"/>
